--- a/03_Outputs/final scripts/zh/Module 1/1.1.1-zh.docx
+++ b/03_Outputs/final scripts/zh/Module 1/1.1.1-zh.docx
@@ -9,32 +9,17 @@
     </w:p>
     <w:p>
       <w:r>
-        <w:t>正如你所知，能源既是推动进步的动力，也是对地球日益增长的威胁。它为医院、学校和经济提供动力——然而，我们主要通过化石燃料生产和消费能源的方式正在加剧气候危机。</w:t>
+        <w:t>正如你所知，能源既是推动进步的动力，也是对地球日益增长的威胁。它为医院、学校和经济提供动力——然而，我们历史上生产和消费能源的方式一直是气候危机的主要推动因素。</w:t>
       </w:r>
     </w:p>
     <w:p>
       <w:r>
-        <w:t>截至2023年，全球仍有大约6.66亿人没有电力供应。同年，约有21亿人无法使用清洁的烹饪解决方案。</w:t>
+        <w:t>尽管可再生能源正在快速扩展，化石燃料的消费也在持续增长。这就是矛盾：我们如何在扩大能源获取以使数十亿人摆脱贫困的同时——又不破坏维系地球生命的系统？</w:t>
       </w:r>
     </w:p>
     <w:p>
       <w:r>
-        <w:t>与此同时，化石燃料仍然是全球能源的主要来源。尽管可再生能源正在快速扩展，但化石燃料的消费仍在持续增长。</w:t>
-      </w:r>
-    </w:p>
-    <w:p>
-      <w:r>
-        <w:t>这就是悖论：我们如何在扩大能源获取、让数十亿人摆脱贫困的同时——不破坏维系地球生命的系统？</w:t>
-      </w:r>
-    </w:p>
-    <w:p>
-      <w:r>
-        <w:t>在本课中，我们将探讨这些矛盾，并提出一些艰难的问题：为什么资源丰富的全球南方在清洁能源投资方面如此不足？我们能否在应对气候变化的同时实现发展权利的平衡？</w:t>
-      </w:r>
-    </w:p>
-    <w:p>
-      <w:r>
-        <w:t>转型正在进行中。到2024年，全球在清洁能源技术上的投资——从可再生能源和储能到电网和电气化——已达到约2.1万亿美元，超过化石燃料投资的两倍。在过去十年中，太阳能的成本下降了80%以上，使其成为许多国家最便宜的新增电力来源。</w:t>
+        <w:t>在本课中，我们将探讨这些矛盾，并开始识别加快转型的机遇。到2024年，全球在清洁能源技术上的投资——从可再生能源和储能到电网和电气化——已达到约2.1万亿美元，超过化石燃料投资的两倍。在过去十年中，太阳能的成本下降了80%以上，使其成为许多国家最便宜的新增电力来源。</w:t>
       </w:r>
     </w:p>
     <w:p>
